--- a/public/temas/ejercicio-3/ESQUEMA TEMA 36.docx
+++ b/public/temas/ejercicio-3/ESQUEMA TEMA 36.docx
@@ -2771,7 +2771,7 @@
           <w:b/>
           <w:sz w:val="22"/>
         </w:rPr>
-        <w:t>4.000 millones de euros</w:t>
+        <w:t>4.000 M€</w:t>
       </w:r>
       <w:r>
         <w:rPr>
@@ -3433,7 +3433,7 @@
           <w:b/>
           <w:sz w:val="22"/>
         </w:rPr>
-        <w:t>25 millones de euros</w:t>
+        <w:t>25 M€</w:t>
       </w:r>
       <w:r>
         <w:rPr>
